--- a/public/forms/刑事/扣押清单.docx
+++ b/public/forms/刑事/扣押清单.docx
@@ -3,38 +3,49 @@
 <w:document xmlns:wpc="http://schemas.microsoft.com/office/word/2010/wordprocessingCanvas" xmlns:mo="http://schemas.microsoft.com/office/mac/office/2008/main" xmlns:mc="http://schemas.openxmlformats.org/markup-compatibility/2006" xmlns:mv="urn:schemas-microsoft-com:mac:vml" xmlns:o="urn:schemas-microsoft-com:office:office" xmlns:r="http://schemas.openxmlformats.org/officeDocument/2006/relationships" xmlns:m="http://schemas.openxmlformats.org/officeDocument/2006/math" xmlns:v="urn:schemas-microsoft-com:vml" xmlns:wp14="http://schemas.microsoft.com/office/word/2010/wordprocessingDrawing" xmlns:wp="http://schemas.openxmlformats.org/drawingml/2006/wordprocessingDrawing" xmlns:w10="urn:schemas-microsoft-com:office:word" xmlns:w="http://schemas.openxmlformats.org/wordprocessingml/2006/main" xmlns:w14="http://schemas.microsoft.com/office/word/2010/wordml" xmlns:wpg="http://schemas.microsoft.com/office/word/2010/wordprocessingGroup" xmlns:wpi="http://schemas.microsoft.com/office/word/2010/wordprocessingInk" xmlns:wne="http://schemas.microsoft.com/office/word/2006/wordml" xmlns:wps="http://schemas.microsoft.com/office/word/2010/wordprocessingShape" mc:Ignorable="w14 wp14">
   <w:body>
     <w:p>
-      <w:pPr>
-        <w:pStyle w:val="Heading1"/>
-        <w:jc w:val="center"/>
-      </w:pPr>
       <w:r>
-        <w:t>扣押清单</w:t>
-      </w:r>
-    </w:p>
-    <w:p>
-      <w:r>
+        <w:rPr>
+          <w:rFonts w:ascii="宋体" w:hAnsi="宋体" w:eastAsia="宋体"/>
+        </w:rPr>
         <w:t>附件 6</w:t>
       </w:r>
     </w:p>
     <w:p>
       <w:r>
+        <w:rPr>
+          <w:rFonts w:ascii="宋体" w:hAnsi="宋体" w:eastAsia="宋体"/>
+        </w:rPr>
         <w:t>* * *公安局</w:t>
       </w:r>
     </w:p>
     <w:p>
+      <w:pPr>
+        <w:jc w:val="center"/>
+      </w:pPr>
       <w:r>
-        <w:t>扣 押 清 单</w:t>
+        <w:rPr>
+          <w:rFonts w:ascii="宋体" w:hAnsi="宋体" w:eastAsia="宋体"/>
+          <w:b/>
+          <w:sz w:val="32"/>
+        </w:rPr>
+        <w:t>扣押清单</w:t>
       </w:r>
     </w:p>
     <w:p/>
     <w:p>
       <w:r>
+        <w:rPr>
+          <w:rFonts w:ascii="宋体" w:hAnsi="宋体" w:eastAsia="宋体"/>
+        </w:rPr>
         <w:t>法律文书号：</w:t>
       </w:r>
     </w:p>
     <w:p/>
     <w:p>
       <w:r>
+        <w:rPr>
+          <w:rFonts w:ascii="宋体" w:hAnsi="宋体" w:eastAsia="宋体"/>
+        </w:rPr>
         <w:t>编号 名    称 数量 特    征 备注</w:t>
       </w:r>
     </w:p>
@@ -50,21 +61,33 @@
     <w:p/>
     <w:p>
       <w:r>
+        <w:rPr>
+          <w:rFonts w:ascii="宋体" w:hAnsi="宋体" w:eastAsia="宋体"/>
+        </w:rPr>
         <w:t>持有人：       见 证 人：        保管人：      办案单位 （盖章）</w:t>
       </w:r>
     </w:p>
     <w:p>
       <w:r>
+        <w:rPr>
+          <w:rFonts w:ascii="宋体" w:hAnsi="宋体" w:eastAsia="宋体"/>
+        </w:rPr>
         <w:t xml:space="preserve">                                                  办案人：</w:t>
       </w:r>
     </w:p>
     <w:p>
       <w:r>
+        <w:rPr>
+          <w:rFonts w:ascii="宋体" w:hAnsi="宋体" w:eastAsia="宋体"/>
+        </w:rPr>
         <w:t>年  月  日      年  月  日      年  月  日     年  月  日</w:t>
       </w:r>
     </w:p>
     <w:p>
       <w:r>
+        <w:rPr>
+          <w:rFonts w:ascii="宋体" w:hAnsi="宋体" w:eastAsia="宋体"/>
+        </w:rPr>
         <w:t>本清单一式三份， 一份附卷， 一份交持有人， 一份交公安机关保管人员。</w:t>
       </w:r>
     </w:p>
